--- a/materialien/Welt6_Endgegner/5_Loesungen/AQ_W6_Klausur_Erwartungshorizont.docx
+++ b/materialien/Welt6_Endgegner/5_Loesungen/AQ_W6_Klausur_Erwartungshorizont.docx
@@ -13693,15 +13693,14 @@
         </w:tblBorders>
       </w:tblPr>
       <w:tblGrid>
-        <w:gridCol w:w="1050"/>
-        <w:gridCol w:w="1050"/>
-        <w:gridCol w:w="1200"/>
-        <w:gridCol w:w="880"/>
-        <w:gridCol w:w="880"/>
-        <w:gridCol w:w="880"/>
-        <w:gridCol w:w="880"/>
-        <w:gridCol w:w="880"/>
-        <w:gridCol w:w="1938"/>
+        <w:gridCol w:w="1199"/>
+        <w:gridCol w:w="1199"/>
+        <w:gridCol w:w="1005"/>
+        <w:gridCol w:w="1005"/>
+        <w:gridCol w:w="1005"/>
+        <w:gridCol w:w="1005"/>
+        <w:gridCol w:w="1005"/>
+        <w:gridCol w:w="2214"/>
       </w:tblGrid>
       <w:tr>
         <w:trPr>
@@ -13710,7 +13709,7 @@
         </w:trPr>
         <w:tc>
           <w:tcPr>
-            <w:tcW w:type="dxa" w:w="1050"/>
+            <w:tcW w:type="dxa" w:w="1199"/>
             <w:shd w:fill="1F4E79" w:color="auto" w:val="clear"/>
             <w:tcMar>
               <w:top w:type="dxa" w:w="50"/>
@@ -13740,7 +13739,7 @@
         </w:tc>
         <w:tc>
           <w:tcPr>
-            <w:tcW w:type="dxa" w:w="1050"/>
+            <w:tcW w:type="dxa" w:w="1199"/>
             <w:shd w:fill="1F4E79" w:color="auto" w:val="clear"/>
             <w:tcMar>
               <w:top w:type="dxa" w:w="50"/>
@@ -13770,7 +13769,7 @@
         </w:tc>
         <w:tc>
           <w:tcPr>
-            <w:tcW w:type="dxa" w:w="1200"/>
+            <w:tcW w:type="dxa" w:w="1005"/>
             <w:shd w:fill="1F4E79" w:color="auto" w:val="clear"/>
             <w:tcMar>
               <w:top w:type="dxa" w:w="50"/>
@@ -13794,13 +13793,13 @@
                 <w:sz w:val="18"/>
                 <w:szCs w:val="18"/>
               </w:rPr>
-              <w:t xml:space="preserve">Vergleich</w:t>
-            </w:r>
-          </w:p>
-        </w:tc>
-        <w:tc>
-          <w:tcPr>
-            <w:tcW w:type="dxa" w:w="880"/>
+              <w:t xml:space="preserve">[0]</w:t>
+            </w:r>
+          </w:p>
+        </w:tc>
+        <w:tc>
+          <w:tcPr>
+            <w:tcW w:type="dxa" w:w="1005"/>
             <w:shd w:fill="1F4E79" w:color="auto" w:val="clear"/>
             <w:tcMar>
               <w:top w:type="dxa" w:w="50"/>
@@ -13824,13 +13823,13 @@
                 <w:sz w:val="18"/>
                 <w:szCs w:val="18"/>
               </w:rPr>
-              <w:t xml:space="preserve">[0]</w:t>
-            </w:r>
-          </w:p>
-        </w:tc>
-        <w:tc>
-          <w:tcPr>
-            <w:tcW w:type="dxa" w:w="880"/>
+              <w:t xml:space="preserve">[1]</w:t>
+            </w:r>
+          </w:p>
+        </w:tc>
+        <w:tc>
+          <w:tcPr>
+            <w:tcW w:type="dxa" w:w="1005"/>
             <w:shd w:fill="1F4E79" w:color="auto" w:val="clear"/>
             <w:tcMar>
               <w:top w:type="dxa" w:w="50"/>
@@ -13854,13 +13853,13 @@
                 <w:sz w:val="18"/>
                 <w:szCs w:val="18"/>
               </w:rPr>
-              <w:t xml:space="preserve">[1]</w:t>
-            </w:r>
-          </w:p>
-        </w:tc>
-        <w:tc>
-          <w:tcPr>
-            <w:tcW w:type="dxa" w:w="880"/>
+              <w:t xml:space="preserve">[2]</w:t>
+            </w:r>
+          </w:p>
+        </w:tc>
+        <w:tc>
+          <w:tcPr>
+            <w:tcW w:type="dxa" w:w="1005"/>
             <w:shd w:fill="1F4E79" w:color="auto" w:val="clear"/>
             <w:tcMar>
               <w:top w:type="dxa" w:w="50"/>
@@ -13884,13 +13883,13 @@
                 <w:sz w:val="18"/>
                 <w:szCs w:val="18"/>
               </w:rPr>
-              <w:t xml:space="preserve">[2]</w:t>
-            </w:r>
-          </w:p>
-        </w:tc>
-        <w:tc>
-          <w:tcPr>
-            <w:tcW w:type="dxa" w:w="880"/>
+              <w:t xml:space="preserve">[3]</w:t>
+            </w:r>
+          </w:p>
+        </w:tc>
+        <w:tc>
+          <w:tcPr>
+            <w:tcW w:type="dxa" w:w="1005"/>
             <w:shd w:fill="1F4E79" w:color="auto" w:val="clear"/>
             <w:tcMar>
               <w:top w:type="dxa" w:w="50"/>
@@ -13914,13 +13913,13 @@
                 <w:sz w:val="18"/>
                 <w:szCs w:val="18"/>
               </w:rPr>
-              <w:t xml:space="preserve">[3]</w:t>
-            </w:r>
-          </w:p>
-        </w:tc>
-        <w:tc>
-          <w:tcPr>
-            <w:tcW w:type="dxa" w:w="880"/>
+              <w:t xml:space="preserve">[4]</w:t>
+            </w:r>
+          </w:p>
+        </w:tc>
+        <w:tc>
+          <w:tcPr>
+            <w:tcW w:type="dxa" w:w="2214"/>
             <w:shd w:fill="1F4E79" w:color="auto" w:val="clear"/>
             <w:tcMar>
               <w:top w:type="dxa" w:w="50"/>
@@ -13944,36 +13943,6 @@
                 <w:sz w:val="18"/>
                 <w:szCs w:val="18"/>
               </w:rPr>
-              <w:t xml:space="preserve">[4]</w:t>
-            </w:r>
-          </w:p>
-        </w:tc>
-        <w:tc>
-          <w:tcPr>
-            <w:tcW w:type="dxa" w:w="1938"/>
-            <w:shd w:fill="1F4E79" w:color="auto" w:val="clear"/>
-            <w:tcMar>
-              <w:top w:type="dxa" w:w="50"/>
-              <w:left w:type="dxa" w:w="90"/>
-              <w:bottom w:type="dxa" w:w="50"/>
-              <w:right w:type="dxa" w:w="90"/>
-            </w:tcMar>
-            <w:vAlign w:val="top"/>
-          </w:tcPr>
-          <w:p>
-            <w:pPr>
-              <w:spacing w:after="30" w:before="0"/>
-              <w:jc w:val="center"/>
-            </w:pPr>
-            <w:r>
-              <w:rPr>
-                <w:rFonts w:ascii="Calibri" w:cs="Calibri" w:eastAsia="Calibri" w:hAnsi="Calibri"/>
-                <w:b/>
-                <w:bCs/>
-                <w:color w:val="FFFFFF"/>
-                <w:sz w:val="18"/>
-                <w:szCs w:val="18"/>
-              </w:rPr>
               <w:t xml:space="preserve">pos (Ende)</w:t>
             </w:r>
           </w:p>
@@ -13985,7 +13954,7 @@
         </w:trPr>
         <w:tc>
           <w:tcPr>
-            <w:tcW w:type="dxa" w:w="1050"/>
+            <w:tcW w:type="dxa" w:w="1199"/>
             <w:tcMar>
               <w:top w:type="dxa" w:w="50"/>
               <w:left w:type="dxa" w:w="90"/>
@@ -14013,7 +13982,7 @@
         </w:tc>
         <w:tc>
           <w:tcPr>
-            <w:tcW w:type="dxa" w:w="1050"/>
+            <w:tcW w:type="dxa" w:w="1199"/>
             <w:tcMar>
               <w:top w:type="dxa" w:w="50"/>
               <w:left w:type="dxa" w:w="90"/>
@@ -14041,7 +14010,7 @@
         </w:tc>
         <w:tc>
           <w:tcPr>
-            <w:tcW w:type="dxa" w:w="1200"/>
+            <w:tcW w:type="dxa" w:w="1005"/>
             <w:tcMar>
               <w:top w:type="dxa" w:w="50"/>
               <w:left w:type="dxa" w:w="90"/>
@@ -14063,13 +14032,13 @@
                 <w:sz w:val="18"/>
                 <w:szCs w:val="18"/>
               </w:rPr>
-              <w:t xml:space="preserve">–</w:t>
-            </w:r>
-          </w:p>
-        </w:tc>
-        <w:tc>
-          <w:tcPr>
-            <w:tcW w:type="dxa" w:w="880"/>
+              <w:t xml:space="preserve">18</w:t>
+            </w:r>
+          </w:p>
+        </w:tc>
+        <w:tc>
+          <w:tcPr>
+            <w:tcW w:type="dxa" w:w="1005"/>
             <w:tcMar>
               <w:top w:type="dxa" w:w="50"/>
               <w:left w:type="dxa" w:w="90"/>
@@ -14091,13 +14060,13 @@
                 <w:sz w:val="18"/>
                 <w:szCs w:val="18"/>
               </w:rPr>
-              <w:t xml:space="preserve">18</w:t>
-            </w:r>
-          </w:p>
-        </w:tc>
-        <w:tc>
-          <w:tcPr>
-            <w:tcW w:type="dxa" w:w="880"/>
+              <w:t xml:space="preserve">42</w:t>
+            </w:r>
+          </w:p>
+        </w:tc>
+        <w:tc>
+          <w:tcPr>
+            <w:tcW w:type="dxa" w:w="1005"/>
             <w:tcMar>
               <w:top w:type="dxa" w:w="50"/>
               <w:left w:type="dxa" w:w="90"/>
@@ -14119,13 +14088,13 @@
                 <w:sz w:val="18"/>
                 <w:szCs w:val="18"/>
               </w:rPr>
-              <w:t xml:space="preserve">42</w:t>
-            </w:r>
-          </w:p>
-        </w:tc>
-        <w:tc>
-          <w:tcPr>
-            <w:tcW w:type="dxa" w:w="880"/>
+              <w:t xml:space="preserve">25</w:t>
+            </w:r>
+          </w:p>
+        </w:tc>
+        <w:tc>
+          <w:tcPr>
+            <w:tcW w:type="dxa" w:w="1005"/>
             <w:tcMar>
               <w:top w:type="dxa" w:w="50"/>
               <w:left w:type="dxa" w:w="90"/>
@@ -14147,13 +14116,13 @@
                 <w:sz w:val="18"/>
                 <w:szCs w:val="18"/>
               </w:rPr>
-              <w:t xml:space="preserve">25</w:t>
-            </w:r>
-          </w:p>
-        </w:tc>
-        <w:tc>
-          <w:tcPr>
-            <w:tcW w:type="dxa" w:w="880"/>
+              <w:t xml:space="preserve">42</w:t>
+            </w:r>
+          </w:p>
+        </w:tc>
+        <w:tc>
+          <w:tcPr>
+            <w:tcW w:type="dxa" w:w="1005"/>
             <w:tcMar>
               <w:top w:type="dxa" w:w="50"/>
               <w:left w:type="dxa" w:w="90"/>
@@ -14175,41 +14144,13 @@
                 <w:sz w:val="18"/>
                 <w:szCs w:val="18"/>
               </w:rPr>
-              <w:t xml:space="preserve">42</w:t>
-            </w:r>
-          </w:p>
-        </w:tc>
-        <w:tc>
-          <w:tcPr>
-            <w:tcW w:type="dxa" w:w="880"/>
-            <w:tcMar>
-              <w:top w:type="dxa" w:w="50"/>
-              <w:left w:type="dxa" w:w="90"/>
-              <w:bottom w:type="dxa" w:w="50"/>
-              <w:right w:type="dxa" w:w="90"/>
-            </w:tcMar>
-            <w:vAlign w:val="top"/>
-          </w:tcPr>
-          <w:p>
-            <w:pPr>
-              <w:spacing w:after="30" w:before="0"/>
-              <w:jc w:val="center"/>
-            </w:pPr>
-            <w:r>
-              <w:rPr>
-                <w:rFonts w:ascii="Calibri" w:cs="Calibri" w:eastAsia="Calibri" w:hAnsi="Calibri"/>
-                <w:b w:val="false"/>
-                <w:bCs w:val="false"/>
-                <w:sz w:val="18"/>
-                <w:szCs w:val="18"/>
-              </w:rPr>
               <w:t xml:space="preserve">9</w:t>
             </w:r>
           </w:p>
         </w:tc>
         <w:tc>
           <w:tcPr>
-            <w:tcW w:type="dxa" w:w="1938"/>
+            <w:tcW w:type="dxa" w:w="2214"/>
             <w:tcMar>
               <w:top w:type="dxa" w:w="50"/>
               <w:left w:type="dxa" w:w="90"/>
@@ -14232,7 +14173,7 @@
         </w:trPr>
         <w:tc>
           <w:tcPr>
-            <w:tcW w:type="dxa" w:w="1050"/>
+            <w:tcW w:type="dxa" w:w="1199"/>
             <w:shd w:fill="EAF1E4" w:color="auto" w:val="clear"/>
             <w:tcMar>
               <w:top w:type="dxa" w:w="50"/>
@@ -14261,7 +14202,7 @@
         </w:tc>
         <w:tc>
           <w:tcPr>
-            <w:tcW w:type="dxa" w:w="1050"/>
+            <w:tcW w:type="dxa" w:w="1199"/>
             <w:shd w:fill="EAF1E4" w:color="auto" w:val="clear"/>
             <w:tcMar>
               <w:top w:type="dxa" w:w="50"/>
@@ -14290,7 +14231,7 @@
         </w:tc>
         <w:tc>
           <w:tcPr>
-            <w:tcW w:type="dxa" w:w="1200"/>
+            <w:tcW w:type="dxa" w:w="1005"/>
             <w:shd w:fill="EAF1E4" w:color="auto" w:val="clear"/>
             <w:tcMar>
               <w:top w:type="dxa" w:w="50"/>
@@ -14313,13 +14254,13 @@
                 <w:sz w:val="18"/>
                 <w:szCs w:val="18"/>
               </w:rPr>
-              <w:t xml:space="preserve">wahr</w:t>
-            </w:r>
-          </w:p>
-        </w:tc>
-        <w:tc>
-          <w:tcPr>
-            <w:tcW w:type="dxa" w:w="880"/>
+              <w:t xml:space="preserve">42</w:t>
+            </w:r>
+          </w:p>
+        </w:tc>
+        <w:tc>
+          <w:tcPr>
+            <w:tcW w:type="dxa" w:w="1005"/>
             <w:shd w:fill="EAF1E4" w:color="auto" w:val="clear"/>
             <w:tcMar>
               <w:top w:type="dxa" w:w="50"/>
@@ -14342,13 +14283,13 @@
                 <w:sz w:val="18"/>
                 <w:szCs w:val="18"/>
               </w:rPr>
-              <w:t xml:space="preserve">42</w:t>
-            </w:r>
-          </w:p>
-        </w:tc>
-        <w:tc>
-          <w:tcPr>
-            <w:tcW w:type="dxa" w:w="880"/>
+              <w:t xml:space="preserve">18</w:t>
+            </w:r>
+          </w:p>
+        </w:tc>
+        <w:tc>
+          <w:tcPr>
+            <w:tcW w:type="dxa" w:w="1005"/>
             <w:shd w:fill="EAF1E4" w:color="auto" w:val="clear"/>
             <w:tcMar>
               <w:top w:type="dxa" w:w="50"/>
@@ -14371,13 +14312,13 @@
                 <w:sz w:val="18"/>
                 <w:szCs w:val="18"/>
               </w:rPr>
-              <w:t xml:space="preserve">18</w:t>
-            </w:r>
-          </w:p>
-        </w:tc>
-        <w:tc>
-          <w:tcPr>
-            <w:tcW w:type="dxa" w:w="880"/>
+              <w:t xml:space="preserve">25</w:t>
+            </w:r>
+          </w:p>
+        </w:tc>
+        <w:tc>
+          <w:tcPr>
+            <w:tcW w:type="dxa" w:w="1005"/>
             <w:shd w:fill="EAF1E4" w:color="auto" w:val="clear"/>
             <w:tcMar>
               <w:top w:type="dxa" w:w="50"/>
@@ -14400,13 +14341,13 @@
                 <w:sz w:val="18"/>
                 <w:szCs w:val="18"/>
               </w:rPr>
-              <w:t xml:space="preserve">25</w:t>
-            </w:r>
-          </w:p>
-        </w:tc>
-        <w:tc>
-          <w:tcPr>
-            <w:tcW w:type="dxa" w:w="880"/>
+              <w:t xml:space="preserve">42</w:t>
+            </w:r>
+          </w:p>
+        </w:tc>
+        <w:tc>
+          <w:tcPr>
+            <w:tcW w:type="dxa" w:w="1005"/>
             <w:shd w:fill="EAF1E4" w:color="auto" w:val="clear"/>
             <w:tcMar>
               <w:top w:type="dxa" w:w="50"/>
@@ -14429,42 +14370,13 @@
                 <w:sz w:val="18"/>
                 <w:szCs w:val="18"/>
               </w:rPr>
-              <w:t xml:space="preserve">42</w:t>
-            </w:r>
-          </w:p>
-        </w:tc>
-        <w:tc>
-          <w:tcPr>
-            <w:tcW w:type="dxa" w:w="880"/>
-            <w:shd w:fill="EAF1E4" w:color="auto" w:val="clear"/>
-            <w:tcMar>
-              <w:top w:type="dxa" w:w="50"/>
-              <w:left w:type="dxa" w:w="90"/>
-              <w:bottom w:type="dxa" w:w="50"/>
-              <w:right w:type="dxa" w:w="90"/>
-            </w:tcMar>
-            <w:vAlign w:val="top"/>
-          </w:tcPr>
-          <w:p>
-            <w:pPr>
-              <w:spacing w:after="30" w:before="0"/>
-              <w:jc w:val="center"/>
-            </w:pPr>
-            <w:r>
-              <w:rPr>
-                <w:rFonts w:ascii="Calibri" w:cs="Calibri" w:eastAsia="Calibri" w:hAnsi="Calibri"/>
-                <w:b w:val="false"/>
-                <w:bCs w:val="false"/>
-                <w:sz w:val="18"/>
-                <w:szCs w:val="18"/>
-              </w:rPr>
               <w:t xml:space="preserve">9</w:t>
             </w:r>
           </w:p>
         </w:tc>
         <w:tc>
           <w:tcPr>
-            <w:tcW w:type="dxa" w:w="1938"/>
+            <w:tcW w:type="dxa" w:w="2214"/>
             <w:shd w:fill="EAF1E4" w:color="auto" w:val="clear"/>
             <w:tcMar>
               <w:top w:type="dxa" w:w="50"/>
@@ -14498,7 +14410,7 @@
         </w:trPr>
         <w:tc>
           <w:tcPr>
-            <w:tcW w:type="dxa" w:w="1050"/>
+            <w:tcW w:type="dxa" w:w="1199"/>
             <w:tcMar>
               <w:top w:type="dxa" w:w="50"/>
               <w:left w:type="dxa" w:w="90"/>
@@ -14526,7 +14438,7 @@
         </w:tc>
         <w:tc>
           <w:tcPr>
-            <w:tcW w:type="dxa" w:w="1050"/>
+            <w:tcW w:type="dxa" w:w="1199"/>
             <w:tcMar>
               <w:top w:type="dxa" w:w="50"/>
               <w:left w:type="dxa" w:w="90"/>
@@ -14554,7 +14466,7 @@
         </w:tc>
         <w:tc>
           <w:tcPr>
-            <w:tcW w:type="dxa" w:w="1200"/>
+            <w:tcW w:type="dxa" w:w="1005"/>
             <w:tcMar>
               <w:top w:type="dxa" w:w="50"/>
               <w:left w:type="dxa" w:w="90"/>
@@ -14576,13 +14488,13 @@
                 <w:sz w:val="18"/>
                 <w:szCs w:val="18"/>
               </w:rPr>
-              <w:t xml:space="preserve">–</w:t>
-            </w:r>
-          </w:p>
-        </w:tc>
-        <w:tc>
-          <w:tcPr>
-            <w:tcW w:type="dxa" w:w="880"/>
+              <w:t xml:space="preserve">42</w:t>
+            </w:r>
+          </w:p>
+        </w:tc>
+        <w:tc>
+          <w:tcPr>
+            <w:tcW w:type="dxa" w:w="1005"/>
             <w:tcMar>
               <w:top w:type="dxa" w:w="50"/>
               <w:left w:type="dxa" w:w="90"/>
@@ -14604,13 +14516,13 @@
                 <w:sz w:val="18"/>
                 <w:szCs w:val="18"/>
               </w:rPr>
-              <w:t xml:space="preserve">42</w:t>
-            </w:r>
-          </w:p>
-        </w:tc>
-        <w:tc>
-          <w:tcPr>
-            <w:tcW w:type="dxa" w:w="880"/>
+              <w:t xml:space="preserve">18</w:t>
+            </w:r>
+          </w:p>
+        </w:tc>
+        <w:tc>
+          <w:tcPr>
+            <w:tcW w:type="dxa" w:w="1005"/>
             <w:tcMar>
               <w:top w:type="dxa" w:w="50"/>
               <w:left w:type="dxa" w:w="90"/>
@@ -14632,13 +14544,13 @@
                 <w:sz w:val="18"/>
                 <w:szCs w:val="18"/>
               </w:rPr>
-              <w:t xml:space="preserve">18</w:t>
-            </w:r>
-          </w:p>
-        </w:tc>
-        <w:tc>
-          <w:tcPr>
-            <w:tcW w:type="dxa" w:w="880"/>
+              <w:t xml:space="preserve">25</w:t>
+            </w:r>
+          </w:p>
+        </w:tc>
+        <w:tc>
+          <w:tcPr>
+            <w:tcW w:type="dxa" w:w="1005"/>
             <w:tcMar>
               <w:top w:type="dxa" w:w="50"/>
               <w:left w:type="dxa" w:w="90"/>
@@ -14660,13 +14572,13 @@
                 <w:sz w:val="18"/>
                 <w:szCs w:val="18"/>
               </w:rPr>
-              <w:t xml:space="preserve">25</w:t>
-            </w:r>
-          </w:p>
-        </w:tc>
-        <w:tc>
-          <w:tcPr>
-            <w:tcW w:type="dxa" w:w="880"/>
+              <w:t xml:space="preserve">42</w:t>
+            </w:r>
+          </w:p>
+        </w:tc>
+        <w:tc>
+          <w:tcPr>
+            <w:tcW w:type="dxa" w:w="1005"/>
             <w:tcMar>
               <w:top w:type="dxa" w:w="50"/>
               <w:left w:type="dxa" w:w="90"/>
@@ -14688,41 +14600,13 @@
                 <w:sz w:val="18"/>
                 <w:szCs w:val="18"/>
               </w:rPr>
-              <w:t xml:space="preserve">42</w:t>
-            </w:r>
-          </w:p>
-        </w:tc>
-        <w:tc>
-          <w:tcPr>
-            <w:tcW w:type="dxa" w:w="880"/>
-            <w:tcMar>
-              <w:top w:type="dxa" w:w="50"/>
-              <w:left w:type="dxa" w:w="90"/>
-              <w:bottom w:type="dxa" w:w="50"/>
-              <w:right w:type="dxa" w:w="90"/>
-            </w:tcMar>
-            <w:vAlign w:val="top"/>
-          </w:tcPr>
-          <w:p>
-            <w:pPr>
-              <w:spacing w:after="30" w:before="0"/>
-              <w:jc w:val="center"/>
-            </w:pPr>
-            <w:r>
-              <w:rPr>
-                <w:rFonts w:ascii="Calibri" w:cs="Calibri" w:eastAsia="Calibri" w:hAnsi="Calibri"/>
-                <w:b w:val="false"/>
-                <w:bCs w:val="false"/>
-                <w:sz w:val="18"/>
-                <w:szCs w:val="18"/>
-              </w:rPr>
               <w:t xml:space="preserve">9</w:t>
             </w:r>
           </w:p>
         </w:tc>
         <w:tc>
           <w:tcPr>
-            <w:tcW w:type="dxa" w:w="1938"/>
+            <w:tcW w:type="dxa" w:w="2214"/>
             <w:tcMar>
               <w:top w:type="dxa" w:w="50"/>
               <w:left w:type="dxa" w:w="90"/>
@@ -14755,7 +14639,7 @@
         </w:trPr>
         <w:tc>
           <w:tcPr>
-            <w:tcW w:type="dxa" w:w="1050"/>
+            <w:tcW w:type="dxa" w:w="1199"/>
             <w:tcMar>
               <w:top w:type="dxa" w:w="50"/>
               <w:left w:type="dxa" w:w="90"/>
@@ -14783,7 +14667,7 @@
         </w:tc>
         <w:tc>
           <w:tcPr>
-            <w:tcW w:type="dxa" w:w="1050"/>
+            <w:tcW w:type="dxa" w:w="1199"/>
             <w:tcMar>
               <w:top w:type="dxa" w:w="50"/>
               <w:left w:type="dxa" w:w="90"/>
@@ -14811,7 +14695,7 @@
         </w:tc>
         <w:tc>
           <w:tcPr>
-            <w:tcW w:type="dxa" w:w="1200"/>
+            <w:tcW w:type="dxa" w:w="1005"/>
             <w:tcMar>
               <w:top w:type="dxa" w:w="50"/>
               <w:left w:type="dxa" w:w="90"/>
@@ -14833,13 +14717,13 @@
                 <w:sz w:val="18"/>
                 <w:szCs w:val="18"/>
               </w:rPr>
-              <w:t xml:space="preserve">falsch</w:t>
-            </w:r>
-          </w:p>
-        </w:tc>
-        <w:tc>
-          <w:tcPr>
-            <w:tcW w:type="dxa" w:w="880"/>
+              <w:t xml:space="preserve">42</w:t>
+            </w:r>
+          </w:p>
+        </w:tc>
+        <w:tc>
+          <w:tcPr>
+            <w:tcW w:type="dxa" w:w="1005"/>
             <w:tcMar>
               <w:top w:type="dxa" w:w="50"/>
               <w:left w:type="dxa" w:w="90"/>
@@ -14861,13 +14745,13 @@
                 <w:sz w:val="18"/>
                 <w:szCs w:val="18"/>
               </w:rPr>
-              <w:t xml:space="preserve">42</w:t>
-            </w:r>
-          </w:p>
-        </w:tc>
-        <w:tc>
-          <w:tcPr>
-            <w:tcW w:type="dxa" w:w="880"/>
+              <w:t xml:space="preserve">18</w:t>
+            </w:r>
+          </w:p>
+        </w:tc>
+        <w:tc>
+          <w:tcPr>
+            <w:tcW w:type="dxa" w:w="1005"/>
             <w:tcMar>
               <w:top w:type="dxa" w:w="50"/>
               <w:left w:type="dxa" w:w="90"/>
@@ -14889,13 +14773,13 @@
                 <w:sz w:val="18"/>
                 <w:szCs w:val="18"/>
               </w:rPr>
-              <w:t xml:space="preserve">18</w:t>
-            </w:r>
-          </w:p>
-        </w:tc>
-        <w:tc>
-          <w:tcPr>
-            <w:tcW w:type="dxa" w:w="880"/>
+              <w:t xml:space="preserve">25</w:t>
+            </w:r>
+          </w:p>
+        </w:tc>
+        <w:tc>
+          <w:tcPr>
+            <w:tcW w:type="dxa" w:w="1005"/>
             <w:tcMar>
               <w:top w:type="dxa" w:w="50"/>
               <w:left w:type="dxa" w:w="90"/>
@@ -14917,13 +14801,13 @@
                 <w:sz w:val="18"/>
                 <w:szCs w:val="18"/>
               </w:rPr>
-              <w:t xml:space="preserve">25</w:t>
-            </w:r>
-          </w:p>
-        </w:tc>
-        <w:tc>
-          <w:tcPr>
-            <w:tcW w:type="dxa" w:w="880"/>
+              <w:t xml:space="preserve">42</w:t>
+            </w:r>
+          </w:p>
+        </w:tc>
+        <w:tc>
+          <w:tcPr>
+            <w:tcW w:type="dxa" w:w="1005"/>
             <w:tcMar>
               <w:top w:type="dxa" w:w="50"/>
               <w:left w:type="dxa" w:w="90"/>
@@ -14945,41 +14829,13 @@
                 <w:sz w:val="18"/>
                 <w:szCs w:val="18"/>
               </w:rPr>
-              <w:t xml:space="preserve">42</w:t>
-            </w:r>
-          </w:p>
-        </w:tc>
-        <w:tc>
-          <w:tcPr>
-            <w:tcW w:type="dxa" w:w="880"/>
-            <w:tcMar>
-              <w:top w:type="dxa" w:w="50"/>
-              <w:left w:type="dxa" w:w="90"/>
-              <w:bottom w:type="dxa" w:w="50"/>
-              <w:right w:type="dxa" w:w="90"/>
-            </w:tcMar>
-            <w:vAlign w:val="top"/>
-          </w:tcPr>
-          <w:p>
-            <w:pPr>
-              <w:spacing w:after="30" w:before="0"/>
-              <w:jc w:val="center"/>
-            </w:pPr>
-            <w:r>
-              <w:rPr>
-                <w:rFonts w:ascii="Calibri" w:cs="Calibri" w:eastAsia="Calibri" w:hAnsi="Calibri"/>
-                <w:b w:val="false"/>
-                <w:bCs w:val="false"/>
-                <w:sz w:val="18"/>
-                <w:szCs w:val="18"/>
-              </w:rPr>
               <w:t xml:space="preserve">9</w:t>
             </w:r>
           </w:p>
         </w:tc>
         <w:tc>
           <w:tcPr>
-            <w:tcW w:type="dxa" w:w="1938"/>
+            <w:tcW w:type="dxa" w:w="2214"/>
             <w:tcMar>
               <w:top w:type="dxa" w:w="50"/>
               <w:left w:type="dxa" w:w="90"/>
@@ -15012,7 +14868,7 @@
         </w:trPr>
         <w:tc>
           <w:tcPr>
-            <w:tcW w:type="dxa" w:w="1050"/>
+            <w:tcW w:type="dxa" w:w="1199"/>
             <w:shd w:fill="EAF1E4" w:color="auto" w:val="clear"/>
             <w:tcMar>
               <w:top w:type="dxa" w:w="50"/>
@@ -15041,7 +14897,7 @@
         </w:tc>
         <w:tc>
           <w:tcPr>
-            <w:tcW w:type="dxa" w:w="1050"/>
+            <w:tcW w:type="dxa" w:w="1199"/>
             <w:shd w:fill="EAF1E4" w:color="auto" w:val="clear"/>
             <w:tcMar>
               <w:top w:type="dxa" w:w="50"/>
@@ -15070,7 +14926,7 @@
         </w:tc>
         <w:tc>
           <w:tcPr>
-            <w:tcW w:type="dxa" w:w="1200"/>
+            <w:tcW w:type="dxa" w:w="1005"/>
             <w:shd w:fill="EAF1E4" w:color="auto" w:val="clear"/>
             <w:tcMar>
               <w:top w:type="dxa" w:w="50"/>
@@ -15093,13 +14949,13 @@
                 <w:sz w:val="18"/>
                 <w:szCs w:val="18"/>
               </w:rPr>
-              <w:t xml:space="preserve">wahr</w:t>
-            </w:r>
-          </w:p>
-        </w:tc>
-        <w:tc>
-          <w:tcPr>
-            <w:tcW w:type="dxa" w:w="880"/>
+              <w:t xml:space="preserve">42</w:t>
+            </w:r>
+          </w:p>
+        </w:tc>
+        <w:tc>
+          <w:tcPr>
+            <w:tcW w:type="dxa" w:w="1005"/>
             <w:shd w:fill="EAF1E4" w:color="auto" w:val="clear"/>
             <w:tcMar>
               <w:top w:type="dxa" w:w="50"/>
@@ -15122,13 +14978,13 @@
                 <w:sz w:val="18"/>
                 <w:szCs w:val="18"/>
               </w:rPr>
-              <w:t xml:space="preserve">42</w:t>
-            </w:r>
-          </w:p>
-        </w:tc>
-        <w:tc>
-          <w:tcPr>
-            <w:tcW w:type="dxa" w:w="880"/>
+              <w:t xml:space="preserve">25</w:t>
+            </w:r>
+          </w:p>
+        </w:tc>
+        <w:tc>
+          <w:tcPr>
+            <w:tcW w:type="dxa" w:w="1005"/>
             <w:shd w:fill="EAF1E4" w:color="auto" w:val="clear"/>
             <w:tcMar>
               <w:top w:type="dxa" w:w="50"/>
@@ -15151,13 +15007,13 @@
                 <w:sz w:val="18"/>
                 <w:szCs w:val="18"/>
               </w:rPr>
-              <w:t xml:space="preserve">25</w:t>
-            </w:r>
-          </w:p>
-        </w:tc>
-        <w:tc>
-          <w:tcPr>
-            <w:tcW w:type="dxa" w:w="880"/>
+              <w:t xml:space="preserve">18</w:t>
+            </w:r>
+          </w:p>
+        </w:tc>
+        <w:tc>
+          <w:tcPr>
+            <w:tcW w:type="dxa" w:w="1005"/>
             <w:shd w:fill="EAF1E4" w:color="auto" w:val="clear"/>
             <w:tcMar>
               <w:top w:type="dxa" w:w="50"/>
@@ -15180,13 +15036,13 @@
                 <w:sz w:val="18"/>
                 <w:szCs w:val="18"/>
               </w:rPr>
-              <w:t xml:space="preserve">18</w:t>
-            </w:r>
-          </w:p>
-        </w:tc>
-        <w:tc>
-          <w:tcPr>
-            <w:tcW w:type="dxa" w:w="880"/>
+              <w:t xml:space="preserve">42</w:t>
+            </w:r>
+          </w:p>
+        </w:tc>
+        <w:tc>
+          <w:tcPr>
+            <w:tcW w:type="dxa" w:w="1005"/>
             <w:shd w:fill="EAF1E4" w:color="auto" w:val="clear"/>
             <w:tcMar>
               <w:top w:type="dxa" w:w="50"/>
@@ -15209,42 +15065,13 @@
                 <w:sz w:val="18"/>
                 <w:szCs w:val="18"/>
               </w:rPr>
-              <w:t xml:space="preserve">42</w:t>
-            </w:r>
-          </w:p>
-        </w:tc>
-        <w:tc>
-          <w:tcPr>
-            <w:tcW w:type="dxa" w:w="880"/>
-            <w:shd w:fill="EAF1E4" w:color="auto" w:val="clear"/>
-            <w:tcMar>
-              <w:top w:type="dxa" w:w="50"/>
-              <w:left w:type="dxa" w:w="90"/>
-              <w:bottom w:type="dxa" w:w="50"/>
-              <w:right w:type="dxa" w:w="90"/>
-            </w:tcMar>
-            <w:vAlign w:val="top"/>
-          </w:tcPr>
-          <w:p>
-            <w:pPr>
-              <w:spacing w:after="30" w:before="0"/>
-              <w:jc w:val="center"/>
-            </w:pPr>
-            <w:r>
-              <w:rPr>
-                <w:rFonts w:ascii="Calibri" w:cs="Calibri" w:eastAsia="Calibri" w:hAnsi="Calibri"/>
-                <w:b w:val="false"/>
-                <w:bCs w:val="false"/>
-                <w:sz w:val="18"/>
-                <w:szCs w:val="18"/>
-              </w:rPr>
               <w:t xml:space="preserve">9</w:t>
             </w:r>
           </w:p>
         </w:tc>
         <w:tc>
           <w:tcPr>
-            <w:tcW w:type="dxa" w:w="1938"/>
+            <w:tcW w:type="dxa" w:w="2214"/>
             <w:shd w:fill="EAF1E4" w:color="auto" w:val="clear"/>
             <w:tcMar>
               <w:top w:type="dxa" w:w="50"/>
@@ -15278,7 +15105,7 @@
         </w:trPr>
         <w:tc>
           <w:tcPr>
-            <w:tcW w:type="dxa" w:w="1050"/>
+            <w:tcW w:type="dxa" w:w="1199"/>
             <w:tcMar>
               <w:top w:type="dxa" w:w="50"/>
               <w:left w:type="dxa" w:w="90"/>
@@ -15306,7 +15133,7 @@
         </w:tc>
         <w:tc>
           <w:tcPr>
-            <w:tcW w:type="dxa" w:w="1050"/>
+            <w:tcW w:type="dxa" w:w="1199"/>
             <w:tcMar>
               <w:top w:type="dxa" w:w="50"/>
               <w:left w:type="dxa" w:w="90"/>
@@ -15334,7 +15161,7 @@
         </w:tc>
         <w:tc>
           <w:tcPr>
-            <w:tcW w:type="dxa" w:w="1200"/>
+            <w:tcW w:type="dxa" w:w="1005"/>
             <w:tcMar>
               <w:top w:type="dxa" w:w="50"/>
               <w:left w:type="dxa" w:w="90"/>
@@ -15356,13 +15183,13 @@
                 <w:sz w:val="18"/>
                 <w:szCs w:val="18"/>
               </w:rPr>
-              <w:t xml:space="preserve">falsch</w:t>
-            </w:r>
-          </w:p>
-        </w:tc>
-        <w:tc>
-          <w:tcPr>
-            <w:tcW w:type="dxa" w:w="880"/>
+              <w:t xml:space="preserve">42</w:t>
+            </w:r>
+          </w:p>
+        </w:tc>
+        <w:tc>
+          <w:tcPr>
+            <w:tcW w:type="dxa" w:w="1005"/>
             <w:tcMar>
               <w:top w:type="dxa" w:w="50"/>
               <w:left w:type="dxa" w:w="90"/>
@@ -15384,13 +15211,13 @@
                 <w:sz w:val="18"/>
                 <w:szCs w:val="18"/>
               </w:rPr>
-              <w:t xml:space="preserve">42</w:t>
-            </w:r>
-          </w:p>
-        </w:tc>
-        <w:tc>
-          <w:tcPr>
-            <w:tcW w:type="dxa" w:w="880"/>
+              <w:t xml:space="preserve">25</w:t>
+            </w:r>
+          </w:p>
+        </w:tc>
+        <w:tc>
+          <w:tcPr>
+            <w:tcW w:type="dxa" w:w="1005"/>
             <w:tcMar>
               <w:top w:type="dxa" w:w="50"/>
               <w:left w:type="dxa" w:w="90"/>
@@ -15412,13 +15239,13 @@
                 <w:sz w:val="18"/>
                 <w:szCs w:val="18"/>
               </w:rPr>
-              <w:t xml:space="preserve">25</w:t>
-            </w:r>
-          </w:p>
-        </w:tc>
-        <w:tc>
-          <w:tcPr>
-            <w:tcW w:type="dxa" w:w="880"/>
+              <w:t xml:space="preserve">18</w:t>
+            </w:r>
+          </w:p>
+        </w:tc>
+        <w:tc>
+          <w:tcPr>
+            <w:tcW w:type="dxa" w:w="1005"/>
             <w:tcMar>
               <w:top w:type="dxa" w:w="50"/>
               <w:left w:type="dxa" w:w="90"/>
@@ -15440,13 +15267,13 @@
                 <w:sz w:val="18"/>
                 <w:szCs w:val="18"/>
               </w:rPr>
-              <w:t xml:space="preserve">18</w:t>
-            </w:r>
-          </w:p>
-        </w:tc>
-        <w:tc>
-          <w:tcPr>
-            <w:tcW w:type="dxa" w:w="880"/>
+              <w:t xml:space="preserve">42</w:t>
+            </w:r>
+          </w:p>
+        </w:tc>
+        <w:tc>
+          <w:tcPr>
+            <w:tcW w:type="dxa" w:w="1005"/>
             <w:tcMar>
               <w:top w:type="dxa" w:w="50"/>
               <w:left w:type="dxa" w:w="90"/>
@@ -15468,41 +15295,13 @@
                 <w:sz w:val="18"/>
                 <w:szCs w:val="18"/>
               </w:rPr>
-              <w:t xml:space="preserve">42</w:t>
-            </w:r>
-          </w:p>
-        </w:tc>
-        <w:tc>
-          <w:tcPr>
-            <w:tcW w:type="dxa" w:w="880"/>
-            <w:tcMar>
-              <w:top w:type="dxa" w:w="50"/>
-              <w:left w:type="dxa" w:w="90"/>
-              <w:bottom w:type="dxa" w:w="50"/>
-              <w:right w:type="dxa" w:w="90"/>
-            </w:tcMar>
-            <w:vAlign w:val="top"/>
-          </w:tcPr>
-          <w:p>
-            <w:pPr>
-              <w:spacing w:after="30" w:before="0"/>
-              <w:jc w:val="center"/>
-            </w:pPr>
-            <w:r>
-              <w:rPr>
-                <w:rFonts w:ascii="Calibri" w:cs="Calibri" w:eastAsia="Calibri" w:hAnsi="Calibri"/>
-                <w:b w:val="false"/>
-                <w:bCs w:val="false"/>
-                <w:sz w:val="18"/>
-                <w:szCs w:val="18"/>
-              </w:rPr>
               <w:t xml:space="preserve">9</w:t>
             </w:r>
           </w:p>
         </w:tc>
         <w:tc>
           <w:tcPr>
-            <w:tcW w:type="dxa" w:w="1938"/>
+            <w:tcW w:type="dxa" w:w="2214"/>
             <w:tcMar>
               <w:top w:type="dxa" w:w="50"/>
               <w:left w:type="dxa" w:w="90"/>
@@ -15535,7 +15334,7 @@
         </w:trPr>
         <w:tc>
           <w:tcPr>
-            <w:tcW w:type="dxa" w:w="1050"/>
+            <w:tcW w:type="dxa" w:w="1199"/>
             <w:tcMar>
               <w:top w:type="dxa" w:w="50"/>
               <w:left w:type="dxa" w:w="90"/>
@@ -15563,7 +15362,7 @@
         </w:tc>
         <w:tc>
           <w:tcPr>
-            <w:tcW w:type="dxa" w:w="1050"/>
+            <w:tcW w:type="dxa" w:w="1199"/>
             <w:tcMar>
               <w:top w:type="dxa" w:w="50"/>
               <w:left w:type="dxa" w:w="90"/>
@@ -15591,7 +15390,7 @@
         </w:tc>
         <w:tc>
           <w:tcPr>
-            <w:tcW w:type="dxa" w:w="1200"/>
+            <w:tcW w:type="dxa" w:w="1005"/>
             <w:tcMar>
               <w:top w:type="dxa" w:w="50"/>
               <w:left w:type="dxa" w:w="90"/>
@@ -15613,13 +15412,13 @@
                 <w:sz w:val="18"/>
                 <w:szCs w:val="18"/>
               </w:rPr>
-              <w:t xml:space="preserve">falsch</w:t>
-            </w:r>
-          </w:p>
-        </w:tc>
-        <w:tc>
-          <w:tcPr>
-            <w:tcW w:type="dxa" w:w="880"/>
+              <w:t xml:space="preserve">42</w:t>
+            </w:r>
+          </w:p>
+        </w:tc>
+        <w:tc>
+          <w:tcPr>
+            <w:tcW w:type="dxa" w:w="1005"/>
             <w:tcMar>
               <w:top w:type="dxa" w:w="50"/>
               <w:left w:type="dxa" w:w="90"/>
@@ -15641,13 +15440,13 @@
                 <w:sz w:val="18"/>
                 <w:szCs w:val="18"/>
               </w:rPr>
-              <w:t xml:space="preserve">42</w:t>
-            </w:r>
-          </w:p>
-        </w:tc>
-        <w:tc>
-          <w:tcPr>
-            <w:tcW w:type="dxa" w:w="880"/>
+              <w:t xml:space="preserve">25</w:t>
+            </w:r>
+          </w:p>
+        </w:tc>
+        <w:tc>
+          <w:tcPr>
+            <w:tcW w:type="dxa" w:w="1005"/>
             <w:tcMar>
               <w:top w:type="dxa" w:w="50"/>
               <w:left w:type="dxa" w:w="90"/>
@@ -15669,13 +15468,13 @@
                 <w:sz w:val="18"/>
                 <w:szCs w:val="18"/>
               </w:rPr>
-              <w:t xml:space="preserve">25</w:t>
-            </w:r>
-          </w:p>
-        </w:tc>
-        <w:tc>
-          <w:tcPr>
-            <w:tcW w:type="dxa" w:w="880"/>
+              <w:t xml:space="preserve">18</w:t>
+            </w:r>
+          </w:p>
+        </w:tc>
+        <w:tc>
+          <w:tcPr>
+            <w:tcW w:type="dxa" w:w="1005"/>
             <w:tcMar>
               <w:top w:type="dxa" w:w="50"/>
               <w:left w:type="dxa" w:w="90"/>
@@ -15697,13 +15496,13 @@
                 <w:sz w:val="18"/>
                 <w:szCs w:val="18"/>
               </w:rPr>
-              <w:t xml:space="preserve">18</w:t>
-            </w:r>
-          </w:p>
-        </w:tc>
-        <w:tc>
-          <w:tcPr>
-            <w:tcW w:type="dxa" w:w="880"/>
+              <w:t xml:space="preserve">42</w:t>
+            </w:r>
+          </w:p>
+        </w:tc>
+        <w:tc>
+          <w:tcPr>
+            <w:tcW w:type="dxa" w:w="1005"/>
             <w:tcMar>
               <w:top w:type="dxa" w:w="50"/>
               <w:left w:type="dxa" w:w="90"/>
@@ -15725,41 +15524,13 @@
                 <w:sz w:val="18"/>
                 <w:szCs w:val="18"/>
               </w:rPr>
-              <w:t xml:space="preserve">42</w:t>
-            </w:r>
-          </w:p>
-        </w:tc>
-        <w:tc>
-          <w:tcPr>
-            <w:tcW w:type="dxa" w:w="880"/>
-            <w:tcMar>
-              <w:top w:type="dxa" w:w="50"/>
-              <w:left w:type="dxa" w:w="90"/>
-              <w:bottom w:type="dxa" w:w="50"/>
-              <w:right w:type="dxa" w:w="90"/>
-            </w:tcMar>
-            <w:vAlign w:val="top"/>
-          </w:tcPr>
-          <w:p>
-            <w:pPr>
-              <w:spacing w:after="30" w:before="0"/>
-              <w:jc w:val="center"/>
-            </w:pPr>
-            <w:r>
-              <w:rPr>
-                <w:rFonts w:ascii="Calibri" w:cs="Calibri" w:eastAsia="Calibri" w:hAnsi="Calibri"/>
-                <w:b w:val="false"/>
-                <w:bCs w:val="false"/>
-                <w:sz w:val="18"/>
-                <w:szCs w:val="18"/>
-              </w:rPr>
               <w:t xml:space="preserve">9</w:t>
             </w:r>
           </w:p>
         </w:tc>
         <w:tc>
           <w:tcPr>
-            <w:tcW w:type="dxa" w:w="1938"/>
+            <w:tcW w:type="dxa" w:w="2214"/>
             <w:tcMar>
               <w:top w:type="dxa" w:w="50"/>
               <w:left w:type="dxa" w:w="90"/>
@@ -15792,7 +15563,7 @@
         </w:trPr>
         <w:tc>
           <w:tcPr>
-            <w:tcW w:type="dxa" w:w="1050"/>
+            <w:tcW w:type="dxa" w:w="1199"/>
             <w:shd w:fill="EAF1E4" w:color="auto" w:val="clear"/>
             <w:tcMar>
               <w:top w:type="dxa" w:w="50"/>
@@ -15821,7 +15592,7 @@
         </w:tc>
         <w:tc>
           <w:tcPr>
-            <w:tcW w:type="dxa" w:w="1050"/>
+            <w:tcW w:type="dxa" w:w="1199"/>
             <w:shd w:fill="EAF1E4" w:color="auto" w:val="clear"/>
             <w:tcMar>
               <w:top w:type="dxa" w:w="50"/>
@@ -15850,7 +15621,7 @@
         </w:tc>
         <w:tc>
           <w:tcPr>
-            <w:tcW w:type="dxa" w:w="1200"/>
+            <w:tcW w:type="dxa" w:w="1005"/>
             <w:shd w:fill="EAF1E4" w:color="auto" w:val="clear"/>
             <w:tcMar>
               <w:top w:type="dxa" w:w="50"/>
@@ -15873,13 +15644,13 @@
                 <w:sz w:val="18"/>
                 <w:szCs w:val="18"/>
               </w:rPr>
-              <w:t xml:space="preserve">wahr</w:t>
-            </w:r>
-          </w:p>
-        </w:tc>
-        <w:tc>
-          <w:tcPr>
-            <w:tcW w:type="dxa" w:w="880"/>
+              <w:t xml:space="preserve">42</w:t>
+            </w:r>
+          </w:p>
+        </w:tc>
+        <w:tc>
+          <w:tcPr>
+            <w:tcW w:type="dxa" w:w="1005"/>
             <w:shd w:fill="EAF1E4" w:color="auto" w:val="clear"/>
             <w:tcMar>
               <w:top w:type="dxa" w:w="50"/>
@@ -15902,13 +15673,13 @@
                 <w:sz w:val="18"/>
                 <w:szCs w:val="18"/>
               </w:rPr>
-              <w:t xml:space="preserve">42</w:t>
-            </w:r>
-          </w:p>
-        </w:tc>
-        <w:tc>
-          <w:tcPr>
-            <w:tcW w:type="dxa" w:w="880"/>
+              <w:t xml:space="preserve">25</w:t>
+            </w:r>
+          </w:p>
+        </w:tc>
+        <w:tc>
+          <w:tcPr>
+            <w:tcW w:type="dxa" w:w="1005"/>
             <w:shd w:fill="EAF1E4" w:color="auto" w:val="clear"/>
             <w:tcMar>
               <w:top w:type="dxa" w:w="50"/>
@@ -15931,13 +15702,13 @@
                 <w:sz w:val="18"/>
                 <w:szCs w:val="18"/>
               </w:rPr>
-              <w:t xml:space="preserve">25</w:t>
-            </w:r>
-          </w:p>
-        </w:tc>
-        <w:tc>
-          <w:tcPr>
-            <w:tcW w:type="dxa" w:w="880"/>
+              <w:t xml:space="preserve">42</w:t>
+            </w:r>
+          </w:p>
+        </w:tc>
+        <w:tc>
+          <w:tcPr>
+            <w:tcW w:type="dxa" w:w="1005"/>
             <w:shd w:fill="EAF1E4" w:color="auto" w:val="clear"/>
             <w:tcMar>
               <w:top w:type="dxa" w:w="50"/>
@@ -15960,13 +15731,13 @@
                 <w:sz w:val="18"/>
                 <w:szCs w:val="18"/>
               </w:rPr>
-              <w:t xml:space="preserve">42</w:t>
-            </w:r>
-          </w:p>
-        </w:tc>
-        <w:tc>
-          <w:tcPr>
-            <w:tcW w:type="dxa" w:w="880"/>
+              <w:t xml:space="preserve">18</w:t>
+            </w:r>
+          </w:p>
+        </w:tc>
+        <w:tc>
+          <w:tcPr>
+            <w:tcW w:type="dxa" w:w="1005"/>
             <w:shd w:fill="EAF1E4" w:color="auto" w:val="clear"/>
             <w:tcMar>
               <w:top w:type="dxa" w:w="50"/>
@@ -15989,42 +15760,13 @@
                 <w:sz w:val="18"/>
                 <w:szCs w:val="18"/>
               </w:rPr>
-              <w:t xml:space="preserve">18</w:t>
-            </w:r>
-          </w:p>
-        </w:tc>
-        <w:tc>
-          <w:tcPr>
-            <w:tcW w:type="dxa" w:w="880"/>
-            <w:shd w:fill="EAF1E4" w:color="auto" w:val="clear"/>
-            <w:tcMar>
-              <w:top w:type="dxa" w:w="50"/>
-              <w:left w:type="dxa" w:w="90"/>
-              <w:bottom w:type="dxa" w:w="50"/>
-              <w:right w:type="dxa" w:w="90"/>
-            </w:tcMar>
-            <w:vAlign w:val="top"/>
-          </w:tcPr>
-          <w:p>
-            <w:pPr>
-              <w:spacing w:after="30" w:before="0"/>
-              <w:jc w:val="center"/>
-            </w:pPr>
-            <w:r>
-              <w:rPr>
-                <w:rFonts w:ascii="Calibri" w:cs="Calibri" w:eastAsia="Calibri" w:hAnsi="Calibri"/>
-                <w:b w:val="false"/>
-                <w:bCs w:val="false"/>
-                <w:sz w:val="18"/>
-                <w:szCs w:val="18"/>
-              </w:rPr>
               <w:t xml:space="preserve">9</w:t>
             </w:r>
           </w:p>
         </w:tc>
         <w:tc>
           <w:tcPr>
-            <w:tcW w:type="dxa" w:w="1938"/>
+            <w:tcW w:type="dxa" w:w="2214"/>
             <w:shd w:fill="EAF1E4" w:color="auto" w:val="clear"/>
             <w:tcMar>
               <w:top w:type="dxa" w:w="50"/>
@@ -16058,7 +15800,7 @@
         </w:trPr>
         <w:tc>
           <w:tcPr>
-            <w:tcW w:type="dxa" w:w="1050"/>
+            <w:tcW w:type="dxa" w:w="1199"/>
             <w:shd w:fill="EAF1E4" w:color="auto" w:val="clear"/>
             <w:tcMar>
               <w:top w:type="dxa" w:w="50"/>
@@ -16087,7 +15829,7 @@
         </w:tc>
         <w:tc>
           <w:tcPr>
-            <w:tcW w:type="dxa" w:w="1050"/>
+            <w:tcW w:type="dxa" w:w="1199"/>
             <w:shd w:fill="EAF1E4" w:color="auto" w:val="clear"/>
             <w:tcMar>
               <w:top w:type="dxa" w:w="50"/>
@@ -16116,7 +15858,7 @@
         </w:tc>
         <w:tc>
           <w:tcPr>
-            <w:tcW w:type="dxa" w:w="1200"/>
+            <w:tcW w:type="dxa" w:w="1005"/>
             <w:shd w:fill="EAF1E4" w:color="auto" w:val="clear"/>
             <w:tcMar>
               <w:top w:type="dxa" w:w="50"/>
@@ -16139,13 +15881,13 @@
                 <w:sz w:val="18"/>
                 <w:szCs w:val="18"/>
               </w:rPr>
-              <w:t xml:space="preserve">wahr</w:t>
-            </w:r>
-          </w:p>
-        </w:tc>
-        <w:tc>
-          <w:tcPr>
-            <w:tcW w:type="dxa" w:w="880"/>
+              <w:t xml:space="preserve">42</w:t>
+            </w:r>
+          </w:p>
+        </w:tc>
+        <w:tc>
+          <w:tcPr>
+            <w:tcW w:type="dxa" w:w="1005"/>
             <w:shd w:fill="EAF1E4" w:color="auto" w:val="clear"/>
             <w:tcMar>
               <w:top w:type="dxa" w:w="50"/>
@@ -16174,7 +15916,7 @@
         </w:tc>
         <w:tc>
           <w:tcPr>
-            <w:tcW w:type="dxa" w:w="880"/>
+            <w:tcW w:type="dxa" w:w="1005"/>
             <w:shd w:fill="EAF1E4" w:color="auto" w:val="clear"/>
             <w:tcMar>
               <w:top w:type="dxa" w:w="50"/>
@@ -16197,13 +15939,13 @@
                 <w:sz w:val="18"/>
                 <w:szCs w:val="18"/>
               </w:rPr>
-              <w:t xml:space="preserve">42</w:t>
-            </w:r>
-          </w:p>
-        </w:tc>
-        <w:tc>
-          <w:tcPr>
-            <w:tcW w:type="dxa" w:w="880"/>
+              <w:t xml:space="preserve">25</w:t>
+            </w:r>
+          </w:p>
+        </w:tc>
+        <w:tc>
+          <w:tcPr>
+            <w:tcW w:type="dxa" w:w="1005"/>
             <w:shd w:fill="EAF1E4" w:color="auto" w:val="clear"/>
             <w:tcMar>
               <w:top w:type="dxa" w:w="50"/>
@@ -16226,13 +15968,13 @@
                 <w:sz w:val="18"/>
                 <w:szCs w:val="18"/>
               </w:rPr>
-              <w:t xml:space="preserve">25</w:t>
-            </w:r>
-          </w:p>
-        </w:tc>
-        <w:tc>
-          <w:tcPr>
-            <w:tcW w:type="dxa" w:w="880"/>
+              <w:t xml:space="preserve">18</w:t>
+            </w:r>
+          </w:p>
+        </w:tc>
+        <w:tc>
+          <w:tcPr>
+            <w:tcW w:type="dxa" w:w="1005"/>
             <w:shd w:fill="EAF1E4" w:color="auto" w:val="clear"/>
             <w:tcMar>
               <w:top w:type="dxa" w:w="50"/>
@@ -16255,42 +15997,13 @@
                 <w:sz w:val="18"/>
                 <w:szCs w:val="18"/>
               </w:rPr>
-              <w:t xml:space="preserve">18</w:t>
-            </w:r>
-          </w:p>
-        </w:tc>
-        <w:tc>
-          <w:tcPr>
-            <w:tcW w:type="dxa" w:w="880"/>
-            <w:shd w:fill="EAF1E4" w:color="auto" w:val="clear"/>
-            <w:tcMar>
-              <w:top w:type="dxa" w:w="50"/>
-              <w:left w:type="dxa" w:w="90"/>
-              <w:bottom w:type="dxa" w:w="50"/>
-              <w:right w:type="dxa" w:w="90"/>
-            </w:tcMar>
-            <w:vAlign w:val="top"/>
-          </w:tcPr>
-          <w:p>
-            <w:pPr>
-              <w:spacing w:after="30" w:before="0"/>
-              <w:jc w:val="center"/>
-            </w:pPr>
-            <w:r>
-              <w:rPr>
-                <w:rFonts w:ascii="Calibri" w:cs="Calibri" w:eastAsia="Calibri" w:hAnsi="Calibri"/>
-                <w:b w:val="false"/>
-                <w:bCs w:val="false"/>
-                <w:sz w:val="18"/>
-                <w:szCs w:val="18"/>
-              </w:rPr>
               <w:t xml:space="preserve">9</w:t>
             </w:r>
           </w:p>
         </w:tc>
         <w:tc>
           <w:tcPr>
-            <w:tcW w:type="dxa" w:w="1938"/>
+            <w:tcW w:type="dxa" w:w="2214"/>
             <w:shd w:fill="EAF1E4" w:color="auto" w:val="clear"/>
             <w:tcMar>
               <w:top w:type="dxa" w:w="50"/>
@@ -16324,7 +16037,7 @@
         </w:trPr>
         <w:tc>
           <w:tcPr>
-            <w:tcW w:type="dxa" w:w="1050"/>
+            <w:tcW w:type="dxa" w:w="1199"/>
             <w:tcMar>
               <w:top w:type="dxa" w:w="50"/>
               <w:left w:type="dxa" w:w="90"/>
@@ -16352,7 +16065,7 @@
         </w:tc>
         <w:tc>
           <w:tcPr>
-            <w:tcW w:type="dxa" w:w="1050"/>
+            <w:tcW w:type="dxa" w:w="1199"/>
             <w:tcMar>
               <w:top w:type="dxa" w:w="50"/>
               <w:left w:type="dxa" w:w="90"/>
@@ -16380,7 +16093,7 @@
         </w:tc>
         <w:tc>
           <w:tcPr>
-            <w:tcW w:type="dxa" w:w="1200"/>
+            <w:tcW w:type="dxa" w:w="1005"/>
             <w:tcMar>
               <w:top w:type="dxa" w:w="50"/>
               <w:left w:type="dxa" w:w="90"/>
@@ -16402,13 +16115,13 @@
                 <w:sz w:val="18"/>
                 <w:szCs w:val="18"/>
               </w:rPr>
-              <w:t xml:space="preserve">falsch</w:t>
-            </w:r>
-          </w:p>
-        </w:tc>
-        <w:tc>
-          <w:tcPr>
-            <w:tcW w:type="dxa" w:w="880"/>
+              <w:t xml:space="preserve">42</w:t>
+            </w:r>
+          </w:p>
+        </w:tc>
+        <w:tc>
+          <w:tcPr>
+            <w:tcW w:type="dxa" w:w="1005"/>
             <w:tcMar>
               <w:top w:type="dxa" w:w="50"/>
               <w:left w:type="dxa" w:w="90"/>
@@ -16436,7 +16149,7 @@
         </w:tc>
         <w:tc>
           <w:tcPr>
-            <w:tcW w:type="dxa" w:w="880"/>
+            <w:tcW w:type="dxa" w:w="1005"/>
             <w:tcMar>
               <w:top w:type="dxa" w:w="50"/>
               <w:left w:type="dxa" w:w="90"/>
@@ -16458,13 +16171,13 @@
                 <w:sz w:val="18"/>
                 <w:szCs w:val="18"/>
               </w:rPr>
-              <w:t xml:space="preserve">42</w:t>
-            </w:r>
-          </w:p>
-        </w:tc>
-        <w:tc>
-          <w:tcPr>
-            <w:tcW w:type="dxa" w:w="880"/>
+              <w:t xml:space="preserve">25</w:t>
+            </w:r>
+          </w:p>
+        </w:tc>
+        <w:tc>
+          <w:tcPr>
+            <w:tcW w:type="dxa" w:w="1005"/>
             <w:tcMar>
               <w:top w:type="dxa" w:w="50"/>
               <w:left w:type="dxa" w:w="90"/>
@@ -16486,13 +16199,13 @@
                 <w:sz w:val="18"/>
                 <w:szCs w:val="18"/>
               </w:rPr>
-              <w:t xml:space="preserve">25</w:t>
-            </w:r>
-          </w:p>
-        </w:tc>
-        <w:tc>
-          <w:tcPr>
-            <w:tcW w:type="dxa" w:w="880"/>
+              <w:t xml:space="preserve">18</w:t>
+            </w:r>
+          </w:p>
+        </w:tc>
+        <w:tc>
+          <w:tcPr>
+            <w:tcW w:type="dxa" w:w="1005"/>
             <w:tcMar>
               <w:top w:type="dxa" w:w="50"/>
               <w:left w:type="dxa" w:w="90"/>
@@ -16514,41 +16227,13 @@
                 <w:sz w:val="18"/>
                 <w:szCs w:val="18"/>
               </w:rPr>
-              <w:t xml:space="preserve">18</w:t>
-            </w:r>
-          </w:p>
-        </w:tc>
-        <w:tc>
-          <w:tcPr>
-            <w:tcW w:type="dxa" w:w="880"/>
-            <w:tcMar>
-              <w:top w:type="dxa" w:w="50"/>
-              <w:left w:type="dxa" w:w="90"/>
-              <w:bottom w:type="dxa" w:w="50"/>
-              <w:right w:type="dxa" w:w="90"/>
-            </w:tcMar>
-            <w:vAlign w:val="top"/>
-          </w:tcPr>
-          <w:p>
-            <w:pPr>
-              <w:spacing w:after="30" w:before="0"/>
-              <w:jc w:val="center"/>
-            </w:pPr>
-            <w:r>
-              <w:rPr>
-                <w:rFonts w:ascii="Calibri" w:cs="Calibri" w:eastAsia="Calibri" w:hAnsi="Calibri"/>
-                <w:b w:val="false"/>
-                <w:bCs w:val="false"/>
-                <w:sz w:val="18"/>
-                <w:szCs w:val="18"/>
-              </w:rPr>
               <w:t xml:space="preserve">9</w:t>
             </w:r>
           </w:p>
         </w:tc>
         <w:tc>
           <w:tcPr>
-            <w:tcW w:type="dxa" w:w="1938"/>
+            <w:tcW w:type="dxa" w:w="2214"/>
             <w:tcMar>
               <w:top w:type="dxa" w:w="50"/>
               <w:left w:type="dxa" w:w="90"/>
@@ -16581,7 +16266,7 @@
         </w:trPr>
         <w:tc>
           <w:tcPr>
-            <w:tcW w:type="dxa" w:w="1050"/>
+            <w:tcW w:type="dxa" w:w="1199"/>
             <w:tcMar>
               <w:top w:type="dxa" w:w="50"/>
               <w:left w:type="dxa" w:w="90"/>
@@ -16609,7 +16294,7 @@
         </w:tc>
         <w:tc>
           <w:tcPr>
-            <w:tcW w:type="dxa" w:w="1050"/>
+            <w:tcW w:type="dxa" w:w="1199"/>
             <w:tcMar>
               <w:top w:type="dxa" w:w="50"/>
               <w:left w:type="dxa" w:w="90"/>
@@ -16637,7 +16322,7 @@
         </w:tc>
         <w:tc>
           <w:tcPr>
-            <w:tcW w:type="dxa" w:w="1200"/>
+            <w:tcW w:type="dxa" w:w="1005"/>
             <w:tcMar>
               <w:top w:type="dxa" w:w="50"/>
               <w:left w:type="dxa" w:w="90"/>
@@ -16659,13 +16344,13 @@
                 <w:sz w:val="18"/>
                 <w:szCs w:val="18"/>
               </w:rPr>
-              <w:t xml:space="preserve">falsch</w:t>
-            </w:r>
-          </w:p>
-        </w:tc>
-        <w:tc>
-          <w:tcPr>
-            <w:tcW w:type="dxa" w:w="880"/>
+              <w:t xml:space="preserve">42</w:t>
+            </w:r>
+          </w:p>
+        </w:tc>
+        <w:tc>
+          <w:tcPr>
+            <w:tcW w:type="dxa" w:w="1005"/>
             <w:tcMar>
               <w:top w:type="dxa" w:w="50"/>
               <w:left w:type="dxa" w:w="90"/>
@@ -16693,7 +16378,7 @@
         </w:tc>
         <w:tc>
           <w:tcPr>
-            <w:tcW w:type="dxa" w:w="880"/>
+            <w:tcW w:type="dxa" w:w="1005"/>
             <w:tcMar>
               <w:top w:type="dxa" w:w="50"/>
               <w:left w:type="dxa" w:w="90"/>
@@ -16715,13 +16400,13 @@
                 <w:sz w:val="18"/>
                 <w:szCs w:val="18"/>
               </w:rPr>
-              <w:t xml:space="preserve">42</w:t>
-            </w:r>
-          </w:p>
-        </w:tc>
-        <w:tc>
-          <w:tcPr>
-            <w:tcW w:type="dxa" w:w="880"/>
+              <w:t xml:space="preserve">25</w:t>
+            </w:r>
+          </w:p>
+        </w:tc>
+        <w:tc>
+          <w:tcPr>
+            <w:tcW w:type="dxa" w:w="1005"/>
             <w:tcMar>
               <w:top w:type="dxa" w:w="50"/>
               <w:left w:type="dxa" w:w="90"/>
@@ -16743,13 +16428,13 @@
                 <w:sz w:val="18"/>
                 <w:szCs w:val="18"/>
               </w:rPr>
-              <w:t xml:space="preserve">25</w:t>
-            </w:r>
-          </w:p>
-        </w:tc>
-        <w:tc>
-          <w:tcPr>
-            <w:tcW w:type="dxa" w:w="880"/>
+              <w:t xml:space="preserve">18</w:t>
+            </w:r>
+          </w:p>
+        </w:tc>
+        <w:tc>
+          <w:tcPr>
+            <w:tcW w:type="dxa" w:w="1005"/>
             <w:tcMar>
               <w:top w:type="dxa" w:w="50"/>
               <w:left w:type="dxa" w:w="90"/>
@@ -16771,41 +16456,13 @@
                 <w:sz w:val="18"/>
                 <w:szCs w:val="18"/>
               </w:rPr>
-              <w:t xml:space="preserve">18</w:t>
-            </w:r>
-          </w:p>
-        </w:tc>
-        <w:tc>
-          <w:tcPr>
-            <w:tcW w:type="dxa" w:w="880"/>
-            <w:tcMar>
-              <w:top w:type="dxa" w:w="50"/>
-              <w:left w:type="dxa" w:w="90"/>
-              <w:bottom w:type="dxa" w:w="50"/>
-              <w:right w:type="dxa" w:w="90"/>
-            </w:tcMar>
-            <w:vAlign w:val="top"/>
-          </w:tcPr>
-          <w:p>
-            <w:pPr>
-              <w:spacing w:after="30" w:before="0"/>
-              <w:jc w:val="center"/>
-            </w:pPr>
-            <w:r>
-              <w:rPr>
-                <w:rFonts w:ascii="Calibri" w:cs="Calibri" w:eastAsia="Calibri" w:hAnsi="Calibri"/>
-                <w:b w:val="false"/>
-                <w:bCs w:val="false"/>
-                <w:sz w:val="18"/>
-                <w:szCs w:val="18"/>
-              </w:rPr>
               <w:t xml:space="preserve">9</w:t>
             </w:r>
           </w:p>
         </w:tc>
         <w:tc>
           <w:tcPr>
-            <w:tcW w:type="dxa" w:w="1938"/>
+            <w:tcW w:type="dxa" w:w="2214"/>
             <w:tcMar>
               <w:top w:type="dxa" w:w="50"/>
               <w:left w:type="dxa" w:w="90"/>
@@ -16838,7 +16495,7 @@
         </w:trPr>
         <w:tc>
           <w:tcPr>
-            <w:tcW w:type="dxa" w:w="1050"/>
+            <w:tcW w:type="dxa" w:w="1199"/>
             <w:tcMar>
               <w:top w:type="dxa" w:w="50"/>
               <w:left w:type="dxa" w:w="90"/>
@@ -16866,7 +16523,7 @@
         </w:tc>
         <w:tc>
           <w:tcPr>
-            <w:tcW w:type="dxa" w:w="1050"/>
+            <w:tcW w:type="dxa" w:w="1199"/>
             <w:tcMar>
               <w:top w:type="dxa" w:w="50"/>
               <w:left w:type="dxa" w:w="90"/>
@@ -16894,7 +16551,7 @@
         </w:tc>
         <w:tc>
           <w:tcPr>
-            <w:tcW w:type="dxa" w:w="1200"/>
+            <w:tcW w:type="dxa" w:w="1005"/>
             <w:tcMar>
               <w:top w:type="dxa" w:w="50"/>
               <w:left w:type="dxa" w:w="90"/>
@@ -16916,13 +16573,13 @@
                 <w:sz w:val="18"/>
                 <w:szCs w:val="18"/>
               </w:rPr>
-              <w:t xml:space="preserve">falsch</w:t>
-            </w:r>
-          </w:p>
-        </w:tc>
-        <w:tc>
-          <w:tcPr>
-            <w:tcW w:type="dxa" w:w="880"/>
+              <w:t xml:space="preserve">42</w:t>
+            </w:r>
+          </w:p>
+        </w:tc>
+        <w:tc>
+          <w:tcPr>
+            <w:tcW w:type="dxa" w:w="1005"/>
             <w:tcMar>
               <w:top w:type="dxa" w:w="50"/>
               <w:left w:type="dxa" w:w="90"/>
@@ -16950,7 +16607,7 @@
         </w:tc>
         <w:tc>
           <w:tcPr>
-            <w:tcW w:type="dxa" w:w="880"/>
+            <w:tcW w:type="dxa" w:w="1005"/>
             <w:tcMar>
               <w:top w:type="dxa" w:w="50"/>
               <w:left w:type="dxa" w:w="90"/>
@@ -16972,13 +16629,13 @@
                 <w:sz w:val="18"/>
                 <w:szCs w:val="18"/>
               </w:rPr>
-              <w:t xml:space="preserve">42</w:t>
-            </w:r>
-          </w:p>
-        </w:tc>
-        <w:tc>
-          <w:tcPr>
-            <w:tcW w:type="dxa" w:w="880"/>
+              <w:t xml:space="preserve">25</w:t>
+            </w:r>
+          </w:p>
+        </w:tc>
+        <w:tc>
+          <w:tcPr>
+            <w:tcW w:type="dxa" w:w="1005"/>
             <w:tcMar>
               <w:top w:type="dxa" w:w="50"/>
               <w:left w:type="dxa" w:w="90"/>
@@ -17000,13 +16657,13 @@
                 <w:sz w:val="18"/>
                 <w:szCs w:val="18"/>
               </w:rPr>
-              <w:t xml:space="preserve">25</w:t>
-            </w:r>
-          </w:p>
-        </w:tc>
-        <w:tc>
-          <w:tcPr>
-            <w:tcW w:type="dxa" w:w="880"/>
+              <w:t xml:space="preserve">18</w:t>
+            </w:r>
+          </w:p>
+        </w:tc>
+        <w:tc>
+          <w:tcPr>
+            <w:tcW w:type="dxa" w:w="1005"/>
             <w:tcMar>
               <w:top w:type="dxa" w:w="50"/>
               <w:left w:type="dxa" w:w="90"/>
@@ -17028,41 +16685,13 @@
                 <w:sz w:val="18"/>
                 <w:szCs w:val="18"/>
               </w:rPr>
-              <w:t xml:space="preserve">18</w:t>
-            </w:r>
-          </w:p>
-        </w:tc>
-        <w:tc>
-          <w:tcPr>
-            <w:tcW w:type="dxa" w:w="880"/>
-            <w:tcMar>
-              <w:top w:type="dxa" w:w="50"/>
-              <w:left w:type="dxa" w:w="90"/>
-              <w:bottom w:type="dxa" w:w="50"/>
-              <w:right w:type="dxa" w:w="90"/>
-            </w:tcMar>
-            <w:vAlign w:val="top"/>
-          </w:tcPr>
-          <w:p>
-            <w:pPr>
-              <w:spacing w:after="30" w:before="0"/>
-              <w:jc w:val="center"/>
-            </w:pPr>
-            <w:r>
-              <w:rPr>
-                <w:rFonts w:ascii="Calibri" w:cs="Calibri" w:eastAsia="Calibri" w:hAnsi="Calibri"/>
-                <w:b w:val="false"/>
-                <w:bCs w:val="false"/>
-                <w:sz w:val="18"/>
-                <w:szCs w:val="18"/>
-              </w:rPr>
               <w:t xml:space="preserve">9</w:t>
             </w:r>
           </w:p>
         </w:tc>
         <w:tc>
           <w:tcPr>
-            <w:tcW w:type="dxa" w:w="1938"/>
+            <w:tcW w:type="dxa" w:w="2214"/>
             <w:tcMar>
               <w:top w:type="dxa" w:w="50"/>
               <w:left w:type="dxa" w:w="90"/>
@@ -17095,7 +16724,7 @@
         </w:trPr>
         <w:tc>
           <w:tcPr>
-            <w:tcW w:type="dxa" w:w="1050"/>
+            <w:tcW w:type="dxa" w:w="1199"/>
             <w:tcMar>
               <w:top w:type="dxa" w:w="50"/>
               <w:left w:type="dxa" w:w="90"/>
@@ -17123,7 +16752,7 @@
         </w:tc>
         <w:tc>
           <w:tcPr>
-            <w:tcW w:type="dxa" w:w="1050"/>
+            <w:tcW w:type="dxa" w:w="1199"/>
             <w:tcMar>
               <w:top w:type="dxa" w:w="50"/>
               <w:left w:type="dxa" w:w="90"/>
@@ -17151,7 +16780,7 @@
         </w:tc>
         <w:tc>
           <w:tcPr>
-            <w:tcW w:type="dxa" w:w="1200"/>
+            <w:tcW w:type="dxa" w:w="1005"/>
             <w:tcMar>
               <w:top w:type="dxa" w:w="50"/>
               <w:left w:type="dxa" w:w="90"/>
@@ -17173,13 +16802,13 @@
                 <w:sz w:val="18"/>
                 <w:szCs w:val="18"/>
               </w:rPr>
-              <w:t xml:space="preserve">falsch</w:t>
-            </w:r>
-          </w:p>
-        </w:tc>
-        <w:tc>
-          <w:tcPr>
-            <w:tcW w:type="dxa" w:w="880"/>
+              <w:t xml:space="preserve">42</w:t>
+            </w:r>
+          </w:p>
+        </w:tc>
+        <w:tc>
+          <w:tcPr>
+            <w:tcW w:type="dxa" w:w="1005"/>
             <w:tcMar>
               <w:top w:type="dxa" w:w="50"/>
               <w:left w:type="dxa" w:w="90"/>
@@ -17207,7 +16836,7 @@
         </w:tc>
         <w:tc>
           <w:tcPr>
-            <w:tcW w:type="dxa" w:w="880"/>
+            <w:tcW w:type="dxa" w:w="1005"/>
             <w:tcMar>
               <w:top w:type="dxa" w:w="50"/>
               <w:left w:type="dxa" w:w="90"/>
@@ -17229,13 +16858,13 @@
                 <w:sz w:val="18"/>
                 <w:szCs w:val="18"/>
               </w:rPr>
-              <w:t xml:space="preserve">42</w:t>
-            </w:r>
-          </w:p>
-        </w:tc>
-        <w:tc>
-          <w:tcPr>
-            <w:tcW w:type="dxa" w:w="880"/>
+              <w:t xml:space="preserve">25</w:t>
+            </w:r>
+          </w:p>
+        </w:tc>
+        <w:tc>
+          <w:tcPr>
+            <w:tcW w:type="dxa" w:w="1005"/>
             <w:tcMar>
               <w:top w:type="dxa" w:w="50"/>
               <w:left w:type="dxa" w:w="90"/>
@@ -17257,13 +16886,13 @@
                 <w:sz w:val="18"/>
                 <w:szCs w:val="18"/>
               </w:rPr>
-              <w:t xml:space="preserve">25</w:t>
-            </w:r>
-          </w:p>
-        </w:tc>
-        <w:tc>
-          <w:tcPr>
-            <w:tcW w:type="dxa" w:w="880"/>
+              <w:t xml:space="preserve">18</w:t>
+            </w:r>
+          </w:p>
+        </w:tc>
+        <w:tc>
+          <w:tcPr>
+            <w:tcW w:type="dxa" w:w="1005"/>
             <w:tcMar>
               <w:top w:type="dxa" w:w="50"/>
               <w:left w:type="dxa" w:w="90"/>
@@ -17285,41 +16914,13 @@
                 <w:sz w:val="18"/>
                 <w:szCs w:val="18"/>
               </w:rPr>
-              <w:t xml:space="preserve">18</w:t>
-            </w:r>
-          </w:p>
-        </w:tc>
-        <w:tc>
-          <w:tcPr>
-            <w:tcW w:type="dxa" w:w="880"/>
-            <w:tcMar>
-              <w:top w:type="dxa" w:w="50"/>
-              <w:left w:type="dxa" w:w="90"/>
-              <w:bottom w:type="dxa" w:w="50"/>
-              <w:right w:type="dxa" w:w="90"/>
-            </w:tcMar>
-            <w:vAlign w:val="top"/>
-          </w:tcPr>
-          <w:p>
-            <w:pPr>
-              <w:spacing w:after="30" w:before="0"/>
-              <w:jc w:val="center"/>
-            </w:pPr>
-            <w:r>
-              <w:rPr>
-                <w:rFonts w:ascii="Calibri" w:cs="Calibri" w:eastAsia="Calibri" w:hAnsi="Calibri"/>
-                <w:b w:val="false"/>
-                <w:bCs w:val="false"/>
-                <w:sz w:val="18"/>
-                <w:szCs w:val="18"/>
-              </w:rPr>
               <w:t xml:space="preserve">9</w:t>
             </w:r>
           </w:p>
         </w:tc>
         <w:tc>
           <w:tcPr>
-            <w:tcW w:type="dxa" w:w="1938"/>
+            <w:tcW w:type="dxa" w:w="2214"/>
             <w:tcMar>
               <w:top w:type="dxa" w:w="50"/>
               <w:left w:type="dxa" w:w="90"/>
@@ -17663,7 +17264,7 @@
                 <w:sz w:val="19"/>
                 <w:szCs w:val="19"/>
               </w:rPr>
-              <w:t xml:space="preserve">eine Zeile je Schleifendurchlauf mit pos und Vergleichsergebnis (Konvention der Tabelle)</w:t>
+              <w:t xml:space="preserve">eine Zeile je Schleifendurchlauf an der vorgegebenen Stelle (Ende des Schleifenrumpfs) mit pos zu Beginn und allen Energiewerten, nur Variablen (Konvention der Tabelle)</w:t>
             </w:r>
           </w:p>
         </w:tc>
@@ -18010,7 +17611,7 @@
           <w:sz w:val="20"/>
           <w:szCs w:val="20"/>
         </w:rPr>
-        <w:t xml:space="preserve"> Folgefehler: Ein Fehler in einer Zeile wird nur einmal abgezogen, wenn danach richtig weitergearbeitet wird. Die zusätzliche Spalte „pos am Ende“ oder das Weglassen unveränderter Belegungen (mit „s. o.“) ist zulässig. Es sind genau 12 Durchläufe; das entspricht (n − 1) + 2 · Anzahl der Vertauschungen = 4 + 2 · 4.</w:t>
+        <w:t xml:space="preserve"> Folgefehler: Ein Fehler in einer Zeile wird nur einmal abgezogen, wenn danach richtig weitergearbeitet wird. Die zusätzliche Spalte „pos am Ende“ oder das Weglassen unveränderter Belegungen (mit „s. o.“) ist zulässig; Vergleichsergebnisse gehören nicht in die Tracetabelle und werden nicht bewertet. Es sind genau 12 Durchläufe; das entspricht (n − 1) + 2 · Anzahl der Vertauschungen = 4 + 2 · 4.</w:t>
       </w:r>
     </w:p>
     <w:p>
